--- a/Laporan Praktikum/Laporan Praktikum Mingguan PBO 7_Tugas10_Chattama Albiantoro_H1101251069.docx
+++ b/Laporan Praktikum/Laporan Praktikum Mingguan PBO 7_Tugas10_Chattama Albiantoro_H1101251069.docx
@@ -43058,7 +43058,7 @@
 </file>
 
 <file path=customXml/itemProps1.xml><?xml version="1.0" encoding="utf-8"?>
-<ds:datastoreItem xmlns:ds="http://schemas.openxmlformats.org/officeDocument/2006/customXml" ds:itemID="{28DBAE47-694F-4A25-A847-C99327D4F49B}">
+<ds:datastoreItem xmlns:ds="http://schemas.openxmlformats.org/officeDocument/2006/customXml" ds:itemID="{2808471F-BF25-46D9-B8AA-DA602DF9496B}">
   <ds:schemaRefs>
     <ds:schemaRef ds:uri="http://schemas.openxmlformats.org/officeDocument/2006/bibliography"/>
   </ds:schemaRefs>
